--- a/Zerde_ZhI_frazeologizm/Etika_paragy.docx
+++ b/Zerde_ZhI_frazeologizm/Etika_paragy.docx
@@ -68,23 +68,6 @@
         <w:t xml:space="preserve">Жобаның тақырыбы: «ЖИ қазақтың тұрақты тіркестерін қалай түсіндіреді?»</w:t>
       </w:r>
     </w:p>
-    <w:p>
-      <w:pPr>
-        <w:spacing w:after="120" w:before="60" w:line="276"/>
-        <w:jc w:val="both"/>
-      </w:pPr>
-      <w:r>
-        <w:rPr>
-          <w:rFonts w:ascii="Times New Roman" w:cs="Times New Roman" w:eastAsia="Times New Roman" w:hAnsi="Times New Roman"/>
-          <w:b w:val="false"/>
-          <w:bCs w:val="false"/>
-          <w:sz w:val="22"/>
-          <w:szCs w:val="22"/>
-          <w:highlight w:val="yellow"/>
-        </w:rPr>
-        <w:t xml:space="preserve">НҰСҚАУ (тапсыру алдында өшіріледі): Белгілерді жұмысыңыздың шын жағдайына қарай тексеріңіз. Жадынама бойынша сыныптастарыңыздан пікір жинасаңыз, 2-тармақ «Иә» болады және ата-ана келісімі қажет.</w:t>
-      </w:r>
-    </w:p>
     <w:tbl>
       <w:tblPr>
         <w:tblW w:type="dxa" w:w="9071"/>
@@ -1230,7 +1213,7 @@
                 <w:sz w:val="22"/>
                 <w:szCs w:val="22"/>
               </w:rPr>
-              <w:t xml:space="preserve">Скриншоттар мен диаграммалар – автордың өзі жасаған; дереккөздерге сілтеме берілді</w:t>
+              <w:t xml:space="preserve">Кестелер мен диаграммалар автордың өз деректері бойынша жасалған; дереккөздерге сілтеме берілді</w:t>
             </w:r>
           </w:p>
         </w:tc>
@@ -1371,7 +1354,7 @@
                 <w:sz w:val="22"/>
                 <w:szCs w:val="22"/>
               </w:rPr>
-              <w:t xml:space="preserve">Күнделік; Tazhiribe_kestesi.xlsx; скриншоттар</w:t>
+              <w:t xml:space="preserve">Зерттеу күнделігі; тәжірибе кестесі (Tazhiribe_kestesi.xlsx)</w:t>
             </w:r>
           </w:p>
         </w:tc>
